--- a/实验4-新的迭代面向对象设计.docx
+++ b/实验4-新的迭代面向对象设计.docx
@@ -24,7 +24,7 @@
         </w:tblCellMar>
       </w:tblPr>
       <w:tblGrid>
-        <w:gridCol w:w="10485"/>
+        <w:gridCol w:w="10682"/>
       </w:tblGrid>
       <w:tr>
         <w:tblPrEx>
@@ -264,8 +264,6 @@
               </w:rPr>
               <w:t>用户需求：</w:t>
             </w:r>
-            <w:bookmarkStart w:id="0" w:name="_GoBack"/>
-            <w:bookmarkEnd w:id="0"/>
           </w:p>
           <w:p>
             <w:pPr>
@@ -526,7 +524,7 @@
               </w:tblCellMar>
             </w:tblPr>
             <w:tblGrid>
-              <w:gridCol w:w="10259"/>
+              <w:gridCol w:w="10456"/>
             </w:tblGrid>
             <w:tr>
               <w:tblPrEx>
@@ -538,21 +536,12 @@
                   <w:insideH w:val="single" w:color="auto" w:sz="4" w:space="0"/>
                   <w:insideV w:val="single" w:color="auto" w:sz="4" w:space="0"/>
                 </w:tblBorders>
-                <w:tblCellMar>
-                  <w:top w:w="0" w:type="dxa"/>
-                  <w:left w:w="108" w:type="dxa"/>
-                  <w:bottom w:w="0" w:type="dxa"/>
-                  <w:right w:w="108" w:type="dxa"/>
-                </w:tblCellMar>
               </w:tblPrEx>
               <w:tc>
                 <w:tcPr>
                   <w:tcW w:w="10259" w:type="dxa"/>
                 </w:tcPr>
                 <w:p>
-                  <w:pPr>
-                    <w:rPr/>
-                  </w:pPr>
                   <w:r>
                     <w:rPr>
                       <w:rFonts w:hint="default"/>
@@ -1626,9 +1615,6 @@
                   </w:r>
                 </w:p>
                 <w:p>
-                  <w:pPr>
-                    <w:rPr/>
-                  </w:pPr>
                   <w:r>
                     <w:rPr>
                       <w:rFonts w:hint="default"/>
@@ -2414,6 +2400,67 @@
                     </w:rPr>
                     <w:t>}</w:t>
                   </w:r>
+                </w:p>
+                <w:p>
+                  <w:pPr>
+                    <w:rPr>
+                      <w:rFonts w:hint="default"/>
+                      <w:lang w:val="en-US" w:eastAsia="zh-CN"/>
+                    </w:rPr>
+                  </w:pPr>
+                </w:p>
+                <w:p>
+                  <w:pPr>
+                    <w:rPr>
+                      <w:rFonts w:hint="default"/>
+                      <w:lang w:val="en-US" w:eastAsia="zh-CN"/>
+                    </w:rPr>
+                  </w:pPr>
+                  <w:r>
+                    <w:drawing>
+                      <wp:inline distT="0" distB="0" distL="114300" distR="114300">
+                        <wp:extent cx="6496685" cy="2735580"/>
+                        <wp:effectExtent l="0" t="0" r="18415" b="7620"/>
+                        <wp:docPr id="1" name="图片 1"/>
+                        <wp:cNvGraphicFramePr>
+                          <a:graphicFrameLocks xmlns:a="http://schemas.openxmlformats.org/drawingml/2006/main" noChangeAspect="1"/>
+                        </wp:cNvGraphicFramePr>
+                        <a:graphic xmlns:a="http://schemas.openxmlformats.org/drawingml/2006/main">
+                          <a:graphicData uri="http://schemas.openxmlformats.org/drawingml/2006/picture">
+                            <pic:pic xmlns:pic="http://schemas.openxmlformats.org/drawingml/2006/picture">
+                              <pic:nvPicPr>
+                                <pic:cNvPr id="1" name="图片 1"/>
+                                <pic:cNvPicPr>
+                                  <a:picLocks noChangeAspect="1"/>
+                                </pic:cNvPicPr>
+                              </pic:nvPicPr>
+                              <pic:blipFill>
+                                <a:blip r:embed="rId4"/>
+                                <a:stretch>
+                                  <a:fillRect/>
+                                </a:stretch>
+                              </pic:blipFill>
+                              <pic:spPr>
+                                <a:xfrm>
+                                  <a:off x="0" y="0"/>
+                                  <a:ext cx="6496685" cy="2735580"/>
+                                </a:xfrm>
+                                <a:prstGeom prst="rect">
+                                  <a:avLst/>
+                                </a:prstGeom>
+                                <a:noFill/>
+                                <a:ln>
+                                  <a:noFill/>
+                                </a:ln>
+                              </pic:spPr>
+                            </pic:pic>
+                          </a:graphicData>
+                        </a:graphic>
+                      </wp:inline>
+                    </w:drawing>
+                  </w:r>
+                  <w:bookmarkStart w:id="0" w:name="_GoBack"/>
+                  <w:bookmarkEnd w:id="0"/>
                 </w:p>
                 <w:p>
                   <w:pPr>
